--- a/examples/word/run-showcase.docx
+++ b/examples/word/run-showcase.docx
@@ -371,6 +371,267 @@
           <w:lang w:val="en-US"/>
         </w:rPr>
         <w:t xml:space="preserve">Tagged en-US for spellcheck</w:t>
+      </w:r>
+    </w:p>
+    <w:p>
+      <w:pPr>
+        <w:spacing w:before="160"/>
+      </w:pPr>
+      <w:r>
+        <w:rPr>
+          <w:b/>
+          <w:color w:val="1F4E79"/>
+          <w:sz w:val="28"/>
+        </w:rPr>
+        <w:t xml:space="preserve">Complex-script variants</w:t>
+      </w:r>
+    </w:p>
+    <w:p>
+      <w:pPr>
+        <w:rPr>
+          <w:bCs/>
+          <w:iCs/>
+          <w:szCs w:val="28"/>
+        </w:rPr>
+      </w:pPr>
+      <w:r>
+        <w:rPr>
+          <w:bCs/>
+          <w:iCs/>
+          <w:szCs w:val="28"/>
+        </w:rPr>
+        <w:t xml:space="preserve">cs bold + italic + 14pt</w:t>
+      </w:r>
+    </w:p>
+    <w:p>
+      <w:pPr>
+        <w:bidi/>
+        <w:rPr>
+          <w:rtl/>
+        </w:rPr>
+      </w:pPr>
+      <w:r>
+        <w:rPr>
+          <w:rtl/>
+        </w:rPr>
+        <w:t xml:space="preserve">Right-to-left run</w:t>
+      </w:r>
+    </w:p>
+    <w:p>
+      <w:pPr>
+        <w:spacing w:before="160"/>
+      </w:pPr>
+      <w:r>
+        <w:rPr>
+          <w:b/>
+          <w:color w:val="1F4E79"/>
+          <w:sz w:val="28"/>
+        </w:rPr>
+        <w:t xml:space="preserve">Theme fonts</w:t>
+      </w:r>
+    </w:p>
+    <w:p>
+      <w:pPr/>
+      <w:r>
+        <w:rPr>
+          <w:rFonts w:asciiTheme="minorHAnsi" w:hAnsiTheme="minorHAnsi" w:eastAsiaTheme="minorEastAsia" w:cstheme="minorBidi"/>
+        </w:rPr>
+        <w:t xml:space="preserve">Latin/CS/EA theme fonts</w:t>
+      </w:r>
+    </w:p>
+    <w:p>
+      <w:pPr>
+        <w:spacing w:before="160"/>
+      </w:pPr>
+      <w:r>
+        <w:rPr>
+          <w:b/>
+          <w:color w:val="1F4E79"/>
+          <w:sz w:val="28"/>
+        </w:rPr>
+        <w:t xml:space="preserve">Per-script font keys</w:t>
+      </w:r>
+    </w:p>
+    <w:p>
+      <w:pPr/>
+      <w:r>
+        <w:rPr>
+          <w:rFonts w:ascii="Calibri" w:hAnsi="Calibri" w:eastAsia="Calibri"/>
+        </w:rPr>
+        <w:t xml:space="preserve">font shorthand (all scripts)</w:t>
+      </w:r>
+    </w:p>
+    <w:p>
+      <w:pPr/>
+      <w:r>
+        <w:rPr>
+          <w:rFonts w:eastAsia="SimSun" w:cs="Arial"/>
+        </w:rPr>
+        <w:t xml:space="preserve">cs + ea explicit fonts</w:t>
+      </w:r>
+    </w:p>
+    <w:p>
+      <w:pPr>
+        <w:spacing w:before="160"/>
+      </w:pPr>
+      <w:r>
+        <w:rPr>
+          <w:b/>
+          <w:color w:val="1F4E79"/>
+          <w:sz w:val="28"/>
+        </w:rPr>
+        <w:t xml:space="preserve">Per-script language</w:t>
+      </w:r>
+    </w:p>
+    <w:p>
+      <w:pPr/>
+      <w:r>
+        <w:rPr>
+          <w:lang w:val="en-US" w:eastAsia="zh-CN" w:bidi="ar-SA"/>
+        </w:rPr>
+        <w:t xml:space="preserve">lang per script (latin/ea/cs)</w:t>
+      </w:r>
+    </w:p>
+    <w:p>
+      <w:pPr>
+        <w:spacing w:before="160"/>
+      </w:pPr>
+      <w:r>
+        <w:rPr>
+          <w:b/>
+          <w:color w:val="1F4E79"/>
+          <w:sz w:val="28"/>
+        </w:rPr>
+        <w:t xml:space="preserve">Run shading &amp; hidden text</w:t>
+      </w:r>
+    </w:p>
+    <w:p>
+      <w:pPr>
+        <w:shd w:val="clear" w:fill="FFFF00"/>
+      </w:pPr>
+      <w:r>
+        <w:rPr/>
+        <w:t xml:space="preserve">Yellow run shading</w:t>
+      </w:r>
+    </w:p>
+    <w:p>
+      <w:pPr/>
+      <w:r>
+        <w:rPr>
+          <w:vanish/>
+        </w:rPr>
+        <w:t xml:space="preserve">Hidden (vanish) text</w:t>
+      </w:r>
+    </w:p>
+    <w:p>
+      <w:pPr/>
+      <w:r>
+        <w:rPr>
+          <w:noProof/>
+        </w:rPr>
+        <w:t xml:space="preserve">No-proof (spellcheck off)</w:t>
+      </w:r>
+    </w:p>
+    <w:p>
+      <w:pPr>
+        <w:spacing w:before="160"/>
+      </w:pPr>
+      <w:r>
+        <w:rPr>
+          <w:b/>
+          <w:color w:val="1F4E79"/>
+          <w:sz w:val="28"/>
+        </w:rPr>
+        <w:t xml:space="preserve">vertAlign enum</w:t>
+      </w:r>
+    </w:p>
+    <w:p>
+      <w:pPr/>
+      <w:r>
+        <w:rPr>
+          <w:vertAlign w:val="superscript"/>
+        </w:rPr>
+        <w:t xml:space="preserve">vertAlign=superscript</w:t>
+      </w:r>
+    </w:p>
+    <w:p>
+      <w:pPr>
+        <w:spacing w:before="160"/>
+      </w:pPr>
+      <w:r>
+        <w:rPr>
+          <w:b/>
+          <w:color w:val="1F4E79"/>
+          <w:sz w:val="28"/>
+        </w:rPr>
+        <w:t xml:space="preserve">w14 text effects</w:t>
+      </w:r>
+    </w:p>
+    <w:p>
+      <w:pPr/>
+      <w:r>
+        <w:rPr>
+          <w:sz w:val="32"/>
+          <w14:textFill xmlns:w14="http://schemas.microsoft.com/office/word/2010/wordml">
+            <w14:solidFill>
+              <w14:srgbClr w14:val="FF0000"/>
+            </w14:solidFill>
+          </w14:textFill>
+        </w:rPr>
+        <w:t xml:space="preserve">Text fill color</w:t>
+      </w:r>
+    </w:p>
+    <w:p>
+      <w:pPr/>
+      <w:r>
+        <w:rPr>
+          <w:sz w:val="32"/>
+          <w14:textOutline xmlns:w14="http://schemas.microsoft.com/office/word/2010/wordml" w14:w="12700" w14:cap="flat" w14:cmpd="sng" w14:algn="ctr">
+            <w14:solidFill>
+              <w14:srgbClr w14:val="FF0000"/>
+            </w14:solidFill>
+            <w14:prstDash w14:val="solid"/>
+          </w14:textOutline>
+        </w:rPr>
+        <w:t xml:space="preserve">Text outline</w:t>
+      </w:r>
+    </w:p>
+    <w:p>
+      <w:pPr/>
+      <w:r>
+        <w:rPr>
+          <w:sz w:val="32"/>
+          <w14:glow xmlns:w14="http://schemas.microsoft.com/office/word/2010/wordml" w14:rad="101600">
+            <w14:srgbClr w14:val="FF0000">
+              <w14:alpha w14:val="75000"/>
+            </w14:srgbClr>
+          </w14:glow>
+        </w:rPr>
+        <w:t xml:space="preserve">w14 glow</w:t>
+      </w:r>
+    </w:p>
+    <w:p>
+      <w:pPr/>
+      <w:r>
+        <w:rPr>
+          <w:sz w:val="32"/>
+          <w14:reflection xmlns:w14="http://schemas.microsoft.com/office/word/2010/wordml" w14:blurRad="6350" w14:stA="52000" w14:stPos="0" w14:endA="300" w14:endPos="90000" w14:dist="0" w14:dir="5400000" w14:fadeDir="5400000" w14:sx="100000" w14:sy="-100000" w14:kx="0" w14:ky="0" w14:algn="bl"/>
+        </w:rPr>
+        <w:t xml:space="preserve">w14 reflection</w:t>
+      </w:r>
+    </w:p>
+    <w:p>
+      <w:pPr/>
+      <w:r>
+        <w:rPr>
+          <w:sz w:val="32"/>
+          <w14:shadow xmlns:w14="http://schemas.microsoft.com/office/word/2010/wordml" w14:blurRad="50800" w14:dist="38100" w14:dir="2700000" w14:sx="100000" w14:sy="100000" w14:kx="0" w14:ky="0" w14:algn="tl">
+            <w14:srgbClr w14:val="FF0000">
+              <w14:alpha w14:val="40000"/>
+            </w14:srgbClr>
+          </w14:shadow>
+        </w:rPr>
+        <w:t xml:space="preserve">w14 shadow</w:t>
       </w:r>
     </w:p>
     <w:sectPr>
